--- a/CORS.docx
+++ b/CORS.docx
@@ -1,6 +1,6 @@
 
 <file path=word/document.xml><?xml version="1.0" encoding="utf-8"?>
-<w:document xmlns:wpc="http://schemas.microsoft.com/office/word/2010/wordprocessingCanvas" xmlns:cx="http://schemas.microsoft.com/office/drawing/2014/chartex" xmlns:cx1="http://schemas.microsoft.com/office/drawing/2015/9/8/chartex" xmlns:cx2="http://schemas.microsoft.com/office/drawing/2015/10/21/chartex" xmlns:cx3="http://schemas.microsoft.com/office/drawing/2016/5/9/chartex" xmlns:cx4="http://schemas.microsoft.com/office/drawing/2016/5/10/chartex" xmlns:cx5="http://schemas.microsoft.com/office/drawing/2016/5/11/chartex" xmlns:cx6="http://schemas.microsoft.com/office/drawing/2016/5/12/chartex" xmlns:cx7="http://schemas.microsoft.com/office/drawing/2016/5/13/chartex" xmlns:cx8="http://schemas.microsoft.com/office/drawing/2016/5/14/chartex" xmlns:mc="http://schemas.openxmlformats.org/markup-compatibility/2006" xmlns:aink="http://schemas.microsoft.com/office/drawing/2016/ink" xmlns:am3d="http://schemas.microsoft.com/office/drawing/2017/model3d" xmlns:o="urn:schemas-microsoft-com:office:office" xmlns:oel="http://schemas.microsoft.com/office/2019/extlst" xmlns:r="http://schemas.openxmlformats.org/officeDocument/2006/relationships" xmlns:m="http://schemas.openxmlformats.org/officeDocument/2006/math" xmlns:v="urn:schemas-microsoft-com:vml" xmlns:wp14="http://schemas.microsoft.com/office/word/2010/wordprocessingDrawing" xmlns:wp="http://schemas.openxmlformats.org/drawingml/2006/wordprocessingDrawing" xmlns:w10="urn:schemas-microsoft-com:office:word" xmlns:w="http://schemas.openxmlformats.org/wordprocessingml/2006/main" xmlns:w14="http://schemas.microsoft.com/office/word/2010/wordml" xmlns:w15="http://schemas.microsoft.com/office/word/2012/wordml" xmlns:w16cex="http://schemas.microsoft.com/office/word/2018/wordml/cex" xmlns:w16cid="http://schemas.microsoft.com/office/word/2016/wordml/cid" xmlns:w16="http://schemas.microsoft.com/office/word/2018/wordml" xmlns:w16du="http://schemas.microsoft.com/office/word/2023/wordml/word16du" xmlns:w16sdtdh="http://schemas.microsoft.com/office/word/2020/wordml/sdtdatahash" xmlns:w16se="http://schemas.microsoft.com/office/word/2015/wordml/symex" xmlns:wpg="http://schemas.microsoft.com/office/word/2010/wordprocessingGroup" xmlns:wpi="http://schemas.microsoft.com/office/word/2010/wordprocessingInk" xmlns:wne="http://schemas.microsoft.com/office/word/2006/wordml" xmlns:wps="http://schemas.microsoft.com/office/word/2010/wordprocessingShape" mc:Ignorable="w14 w15 w16se w16cid w16 w16cex w16sdtdh w16du wp14">
+<w:document xmlns:wpc="http://schemas.microsoft.com/office/word/2010/wordprocessingCanvas" xmlns:cx="http://schemas.microsoft.com/office/drawing/2014/chartex" xmlns:cx1="http://schemas.microsoft.com/office/drawing/2015/9/8/chartex" xmlns:cx2="http://schemas.microsoft.com/office/drawing/2015/10/21/chartex" xmlns:cx3="http://schemas.microsoft.com/office/drawing/2016/5/9/chartex" xmlns:cx4="http://schemas.microsoft.com/office/drawing/2016/5/10/chartex" xmlns:cx5="http://schemas.microsoft.com/office/drawing/2016/5/11/chartex" xmlns:cx6="http://schemas.microsoft.com/office/drawing/2016/5/12/chartex" xmlns:cx7="http://schemas.microsoft.com/office/drawing/2016/5/13/chartex" xmlns:cx8="http://schemas.microsoft.com/office/drawing/2016/5/14/chartex" xmlns:mc="http://schemas.openxmlformats.org/markup-compatibility/2006" xmlns:aink="http://schemas.microsoft.com/office/drawing/2016/ink" xmlns:am3d="http://schemas.microsoft.com/office/drawing/2017/model3d" xmlns:o="urn:schemas-microsoft-com:office:office" xmlns:oel="http://schemas.microsoft.com/office/2019/extlst" xmlns:r="http://schemas.openxmlformats.org/officeDocument/2006/relationships" xmlns:m="http://schemas.openxmlformats.org/officeDocument/2006/math" xmlns:v="urn:schemas-microsoft-com:vml" xmlns:wp14="http://schemas.microsoft.com/office/word/2010/wordprocessingDrawing" xmlns:wp="http://schemas.openxmlformats.org/drawingml/2006/wordprocessingDrawing" xmlns:w10="urn:schemas-microsoft-com:office:word" xmlns:w="http://schemas.openxmlformats.org/wordprocessingml/2006/main" xmlns:w14="http://schemas.microsoft.com/office/word/2010/wordml" xmlns:w15="http://schemas.microsoft.com/office/word/2012/wordml" xmlns:w16cex="http://schemas.microsoft.com/office/word/2018/wordml/cex" xmlns:w16cid="http://schemas.microsoft.com/office/word/2016/wordml/cid" xmlns:w16="http://schemas.microsoft.com/office/word/2018/wordml" xmlns:w16du="http://schemas.microsoft.com/office/word/2023/wordml/word16du" xmlns:w16sdtdh="http://schemas.microsoft.com/office/word/2020/wordml/sdtdatahash" xmlns:w16sdtfl="http://schemas.microsoft.com/office/word/2024/wordml/sdtformatlock" xmlns:w16se="http://schemas.microsoft.com/office/word/2015/wordml/symex" xmlns:wpg="http://schemas.microsoft.com/office/word/2010/wordprocessingGroup" xmlns:wpi="http://schemas.microsoft.com/office/word/2010/wordprocessingInk" xmlns:wne="http://schemas.microsoft.com/office/word/2006/wordml" xmlns:wps="http://schemas.microsoft.com/office/word/2010/wordprocessingShape" mc:Ignorable="w14 w15 w16se w16cid w16 w16cex w16sdtdh w16sdtfl w16du wp14">
   <w:body>
     <w:p>
       <w:pPr>
@@ -503,12 +503,53 @@
       </w:r>
     </w:p>
     <w:p>
+      <w:pPr>
+        <w:jc w:val="both"/>
+      </w:pPr>
+      <w:r>
+        <w:t xml:space="preserve">A </w:t>
+      </w:r>
+      <w:proofErr w:type="spellStart"/>
+      <w:r>
+        <w:t>Cross</w:t>
+      </w:r>
+      <w:proofErr w:type="spellEnd"/>
+      <w:r>
+        <w:t xml:space="preserve">-Site Scripting (XSS) egy olyan biztonsági sebezhetőség, amely lehetővé teszi a támadók számára, hogy rosszindulatú </w:t>
+      </w:r>
+      <w:proofErr w:type="spellStart"/>
+      <w:r>
+        <w:t>szkriptet</w:t>
+      </w:r>
+      <w:proofErr w:type="spellEnd"/>
+      <w:r>
+        <w:t xml:space="preserve"> (általában JavaScriptet) injektáljanak egy ártatlan weboldalra, amit aztán a felhasználó böngészője futtat.</w:t>
+      </w:r>
+    </w:p>
+    <w:p>
+      <w:pPr>
+        <w:jc w:val="both"/>
+      </w:pPr>
+      <w:r>
+        <w:t xml:space="preserve">Az XSS lényegében kihasználja a bizalom tényét, ami a felhasználó böngészője és a weboldal között fennáll. A böngésző megbízik abban, hogy a weboldalról érkező tartalom biztonságos, így futtatja a beágyazott </w:t>
+      </w:r>
+      <w:proofErr w:type="spellStart"/>
+      <w:r>
+        <w:t>szkriptet</w:t>
+      </w:r>
+      <w:proofErr w:type="spellEnd"/>
+      <w:r>
+        <w:t xml:space="preserve"> is.</w:t>
+      </w:r>
+    </w:p>
+    <w:p/>
+    <w:p>
       <w:r>
         <w:rPr>
           <w:noProof/>
         </w:rPr>
         <w:drawing>
-          <wp:inline distT="0" distB="0" distL="0" distR="0" wp14:anchorId="56650244" wp14:editId="647D01C5">
+          <wp:inline distT="0" distB="0" distL="0" distR="0" wp14:anchorId="56650244" wp14:editId="45C176D4">
             <wp:extent cx="5760720" cy="2653665"/>
             <wp:effectExtent l="0" t="0" r="0" b="0"/>
             <wp:docPr id="1843368270" name="Kép 1" descr="Helyek közötti parancsfájl-támadás"/>
@@ -557,6 +598,484 @@
         </w:drawing>
       </w:r>
     </w:p>
+    <w:p>
+      <w:r>
+        <w:t xml:space="preserve">A </w:t>
+      </w:r>
+      <w:proofErr w:type="spellStart"/>
+      <w:r>
+        <w:rPr>
+          <w:b/>
+          <w:bCs/>
+        </w:rPr>
+        <w:t>Cross</w:t>
+      </w:r>
+      <w:proofErr w:type="spellEnd"/>
+      <w:r>
+        <w:rPr>
+          <w:b/>
+          <w:bCs/>
+        </w:rPr>
+        <w:t>-Site Scripting (XSS)</w:t>
+      </w:r>
+      <w:r>
+        <w:t xml:space="preserve"> egy olyan biztonsági sebezhetőség, amely lehetővé teszi a támadók számára, hogy </w:t>
+      </w:r>
+      <w:r>
+        <w:rPr>
+          <w:b/>
+          <w:bCs/>
+        </w:rPr>
+        <w:t xml:space="preserve">rosszindulatú </w:t>
+      </w:r>
+      <w:proofErr w:type="spellStart"/>
+      <w:r>
+        <w:rPr>
+          <w:b/>
+          <w:bCs/>
+        </w:rPr>
+        <w:t>szkriptet</w:t>
+      </w:r>
+      <w:proofErr w:type="spellEnd"/>
+      <w:r>
+        <w:t xml:space="preserve"> (általában JavaScriptet) injektáljanak egy ártatlan weboldalra, amit aztán a felhasználó böngészője futtat.</w:t>
+      </w:r>
+    </w:p>
+    <w:p>
+      <w:r>
+        <w:t xml:space="preserve">Az XSS lényegében kihasználja a </w:t>
+      </w:r>
+      <w:r>
+        <w:rPr>
+          <w:b/>
+          <w:bCs/>
+        </w:rPr>
+        <w:t>bizalom</w:t>
+      </w:r>
+      <w:r>
+        <w:t xml:space="preserve"> tényét, ami a felhasználó böngészője és a weboldal között fennáll. A böngésző megbízik abban, hogy a weboldalról érkező tartalom biztonságos, így futtatja a beágyazott </w:t>
+      </w:r>
+      <w:proofErr w:type="spellStart"/>
+      <w:r>
+        <w:t>szkriptet</w:t>
+      </w:r>
+      <w:proofErr w:type="spellEnd"/>
+      <w:r>
+        <w:t xml:space="preserve"> is.</w:t>
+      </w:r>
+    </w:p>
+    <w:p/>
+    <w:p>
+      <w:pPr>
+        <w:pStyle w:val="Cmsor3"/>
+      </w:pPr>
+      <w:r>
+        <w:t>Működési mechanizmus</w:t>
+      </w:r>
+    </w:p>
+    <w:p>
+      <w:r>
+        <w:t>Az XSS támadások három fő típusa van, mindegyik kissé eltérő módon működik:</w:t>
+      </w:r>
+    </w:p>
+    <w:p>
+      <w:pPr>
+        <w:rPr>
+          <w:b/>
+          <w:bCs/>
+        </w:rPr>
+      </w:pPr>
+      <w:r>
+        <w:rPr>
+          <w:b/>
+          <w:bCs/>
+        </w:rPr>
+        <w:t>1. Tárolt (</w:t>
+      </w:r>
+      <w:proofErr w:type="spellStart"/>
+      <w:r>
+        <w:rPr>
+          <w:b/>
+          <w:bCs/>
+        </w:rPr>
+        <w:t>Persistent</w:t>
+      </w:r>
+      <w:proofErr w:type="spellEnd"/>
+      <w:r>
+        <w:rPr>
+          <w:b/>
+          <w:bCs/>
+        </w:rPr>
+        <w:t>/</w:t>
+      </w:r>
+      <w:proofErr w:type="spellStart"/>
+      <w:r>
+        <w:rPr>
+          <w:b/>
+          <w:bCs/>
+        </w:rPr>
+        <w:t>Stored</w:t>
+      </w:r>
+      <w:proofErr w:type="spellEnd"/>
+      <w:r>
+        <w:rPr>
+          <w:b/>
+          <w:bCs/>
+        </w:rPr>
+        <w:t>) XSS</w:t>
+      </w:r>
+    </w:p>
+    <w:p>
+      <w:r>
+        <w:t>Ez a legsúlyosabb típus.</w:t>
+      </w:r>
+    </w:p>
+    <w:p>
+      <w:pPr>
+        <w:numPr>
+          <w:ilvl w:val="0"/>
+          <w:numId w:val="13"/>
+        </w:numPr>
+        <w:jc w:val="both"/>
+      </w:pPr>
+      <w:r>
+        <w:rPr>
+          <w:b/>
+          <w:bCs/>
+        </w:rPr>
+        <w:t>A támadó akciója:</w:t>
+      </w:r>
+      <w:r>
+        <w:t xml:space="preserve"> A támadó elhelyezi a rosszindulatú </w:t>
+      </w:r>
+      <w:proofErr w:type="spellStart"/>
+      <w:r>
+        <w:t>szkriptet</w:t>
+      </w:r>
+      <w:proofErr w:type="spellEnd"/>
+      <w:r>
+        <w:t xml:space="preserve"> a </w:t>
+      </w:r>
+      <w:r>
+        <w:rPr>
+          <w:b/>
+          <w:bCs/>
+        </w:rPr>
+        <w:t>cél weboldal szerverén</w:t>
+      </w:r>
+      <w:r>
+        <w:t xml:space="preserve">, például egy adatbázisban, egy hozzászólásban, egy felhasználói profil mezőben, vagy bármilyen más </w:t>
+      </w:r>
+      <w:proofErr w:type="spellStart"/>
+      <w:r>
+        <w:t>adatbevevő</w:t>
+      </w:r>
+      <w:proofErr w:type="spellEnd"/>
+      <w:r>
+        <w:t xml:space="preserve"> felületen keresztül.</w:t>
+      </w:r>
+    </w:p>
+    <w:p>
+      <w:pPr>
+        <w:numPr>
+          <w:ilvl w:val="0"/>
+          <w:numId w:val="13"/>
+        </w:numPr>
+        <w:jc w:val="both"/>
+      </w:pPr>
+      <w:r>
+        <w:rPr>
+          <w:b/>
+          <w:bCs/>
+        </w:rPr>
+        <w:t>A támadás végrehajtása:</w:t>
+      </w:r>
+      <w:r>
+        <w:t xml:space="preserve"> Amikor egy </w:t>
+      </w:r>
+      <w:r>
+        <w:rPr>
+          <w:b/>
+          <w:bCs/>
+        </w:rPr>
+        <w:t>bármelyik</w:t>
+      </w:r>
+      <w:r>
+        <w:t xml:space="preserve"> felhasználó megnyitja azt az oldalt, ami tartalmazza a tárolt </w:t>
+      </w:r>
+      <w:proofErr w:type="spellStart"/>
+      <w:r>
+        <w:t>szkriptet</w:t>
+      </w:r>
+      <w:proofErr w:type="spellEnd"/>
+      <w:r>
+        <w:t xml:space="preserve">, a szerver elküldi azt a HTML-lel együtt. A felhasználó böngészője automatikusan futtatja a </w:t>
+      </w:r>
+      <w:proofErr w:type="spellStart"/>
+      <w:r>
+        <w:t>szkriptet</w:t>
+      </w:r>
+      <w:proofErr w:type="spellEnd"/>
+      <w:r>
+        <w:t>.</w:t>
+      </w:r>
+    </w:p>
+    <w:p>
+      <w:pPr>
+        <w:rPr>
+          <w:b/>
+          <w:bCs/>
+        </w:rPr>
+      </w:pPr>
+      <w:r>
+        <w:rPr>
+          <w:b/>
+          <w:bCs/>
+        </w:rPr>
+        <w:lastRenderedPageBreak/>
+        <w:t>2. Visszatükrözött (</w:t>
+      </w:r>
+      <w:proofErr w:type="spellStart"/>
+      <w:r>
+        <w:rPr>
+          <w:b/>
+          <w:bCs/>
+        </w:rPr>
+        <w:t>Reflected</w:t>
+      </w:r>
+      <w:proofErr w:type="spellEnd"/>
+      <w:r>
+        <w:rPr>
+          <w:b/>
+          <w:bCs/>
+        </w:rPr>
+        <w:t>) XSS</w:t>
+      </w:r>
+    </w:p>
+    <w:p>
+      <w:r>
+        <w:t>Ez a leggyakoribb típus.</w:t>
+      </w:r>
+    </w:p>
+    <w:p>
+      <w:pPr>
+        <w:numPr>
+          <w:ilvl w:val="0"/>
+          <w:numId w:val="14"/>
+        </w:numPr>
+        <w:jc w:val="both"/>
+      </w:pPr>
+      <w:r>
+        <w:rPr>
+          <w:b/>
+          <w:bCs/>
+        </w:rPr>
+        <w:t>A támadó akciója:</w:t>
+      </w:r>
+      <w:r>
+        <w:t xml:space="preserve"> A támadó beágyazza a rosszindulatú </w:t>
+      </w:r>
+      <w:proofErr w:type="spellStart"/>
+      <w:r>
+        <w:t>szkriptet</w:t>
+      </w:r>
+      <w:proofErr w:type="spellEnd"/>
+      <w:r>
+        <w:t xml:space="preserve"> egy </w:t>
+      </w:r>
+      <w:r>
+        <w:rPr>
+          <w:b/>
+          <w:bCs/>
+        </w:rPr>
+        <w:t>linkbe</w:t>
+      </w:r>
+      <w:r>
+        <w:t xml:space="preserve"> (URL paraméterként). Ezt a linket elküldi a célszemélynek (pl. e-mailben vagy chatben).</w:t>
+      </w:r>
+    </w:p>
+    <w:p>
+      <w:pPr>
+        <w:numPr>
+          <w:ilvl w:val="0"/>
+          <w:numId w:val="14"/>
+        </w:numPr>
+        <w:jc w:val="both"/>
+      </w:pPr>
+      <w:r>
+        <w:rPr>
+          <w:b/>
+          <w:bCs/>
+        </w:rPr>
+        <w:t>A támadás végrehajtása:</w:t>
+      </w:r>
+      <w:r>
+        <w:t xml:space="preserve"> A célszemély </w:t>
+      </w:r>
+      <w:r>
+        <w:rPr>
+          <w:b/>
+          <w:bCs/>
+        </w:rPr>
+        <w:t>rákattint</w:t>
+      </w:r>
+      <w:r>
+        <w:t xml:space="preserve"> a linkre. A weboldal a kérelemben lévő paramétert (a </w:t>
+      </w:r>
+      <w:proofErr w:type="spellStart"/>
+      <w:r>
+        <w:t>szkriptet</w:t>
+      </w:r>
+      <w:proofErr w:type="spellEnd"/>
+      <w:r>
+        <w:t xml:space="preserve">) veszi, és </w:t>
+      </w:r>
+      <w:r>
+        <w:rPr>
+          <w:b/>
+          <w:bCs/>
+        </w:rPr>
+        <w:t>azonnal</w:t>
+      </w:r>
+      <w:r>
+        <w:t xml:space="preserve">, anélkül, hogy megtisztítaná, visszatükrözi (visszaírja) az oldal forrásába. A böngésző futtatja a </w:t>
+      </w:r>
+      <w:proofErr w:type="spellStart"/>
+      <w:r>
+        <w:t>szkriptet</w:t>
+      </w:r>
+      <w:proofErr w:type="spellEnd"/>
+      <w:r>
+        <w:t>.</w:t>
+      </w:r>
+    </w:p>
+    <w:p>
+      <w:pPr>
+        <w:rPr>
+          <w:b/>
+          <w:bCs/>
+        </w:rPr>
+      </w:pPr>
+      <w:r>
+        <w:rPr>
+          <w:b/>
+          <w:bCs/>
+        </w:rPr>
+        <w:t>3. DOM-alapú (DOM-</w:t>
+      </w:r>
+      <w:proofErr w:type="spellStart"/>
+      <w:r>
+        <w:rPr>
+          <w:b/>
+          <w:bCs/>
+        </w:rPr>
+        <w:t>based</w:t>
+      </w:r>
+      <w:proofErr w:type="spellEnd"/>
+      <w:r>
+        <w:rPr>
+          <w:b/>
+          <w:bCs/>
+        </w:rPr>
+        <w:t>) XSS</w:t>
+      </w:r>
+    </w:p>
+    <w:p>
+      <w:r>
+        <w:t>Ez egy fejlettebb típus, ami a felhasználó böngészőjének oldalán (kliens oldalon) történik.</w:t>
+      </w:r>
+    </w:p>
+    <w:p>
+      <w:pPr>
+        <w:numPr>
+          <w:ilvl w:val="0"/>
+          <w:numId w:val="15"/>
+        </w:numPr>
+        <w:jc w:val="both"/>
+      </w:pPr>
+      <w:r>
+        <w:rPr>
+          <w:b/>
+          <w:bCs/>
+        </w:rPr>
+        <w:t>A támadó akciója:</w:t>
+      </w:r>
+      <w:r>
+        <w:t xml:space="preserve"> A támadó eljuttat egy rosszindulatú bemenetet (pl. egy link részeként) a böngészőhöz.</w:t>
+      </w:r>
+    </w:p>
+    <w:p>
+      <w:pPr>
+        <w:numPr>
+          <w:ilvl w:val="0"/>
+          <w:numId w:val="15"/>
+        </w:numPr>
+        <w:jc w:val="both"/>
+      </w:pPr>
+      <w:r>
+        <w:rPr>
+          <w:b/>
+          <w:bCs/>
+        </w:rPr>
+        <w:t>A támadás végrehajtása:</w:t>
+      </w:r>
+      <w:r>
+        <w:t xml:space="preserve"> A weboldalon lévő </w:t>
+      </w:r>
+      <w:r>
+        <w:rPr>
+          <w:b/>
+          <w:bCs/>
+        </w:rPr>
+        <w:t>kliens oldali JavaScript kód</w:t>
+      </w:r>
+      <w:r>
+        <w:t xml:space="preserve"> hibásan, biztonsági ellenőrzés nélkül dolgozza fel a bemenetet (például a URL egy részét), és </w:t>
+      </w:r>
+      <w:r>
+        <w:rPr>
+          <w:b/>
+          <w:bCs/>
+        </w:rPr>
+        <w:t>dinamikusan módosítja a DOM-ot</w:t>
+      </w:r>
+      <w:r>
+        <w:t xml:space="preserve"> (</w:t>
+      </w:r>
+      <w:proofErr w:type="spellStart"/>
+      <w:r>
+        <w:t>Document</w:t>
+      </w:r>
+      <w:proofErr w:type="spellEnd"/>
+      <w:r>
+        <w:t xml:space="preserve"> </w:t>
+      </w:r>
+      <w:proofErr w:type="spellStart"/>
+      <w:r>
+        <w:t>Object</w:t>
+      </w:r>
+      <w:proofErr w:type="spellEnd"/>
+      <w:r>
+        <w:t xml:space="preserve"> </w:t>
+      </w:r>
+      <w:proofErr w:type="spellStart"/>
+      <w:r>
+        <w:t>Model</w:t>
+      </w:r>
+      <w:proofErr w:type="spellEnd"/>
+      <w:r>
+        <w:t xml:space="preserve">) úgy, hogy a rosszindulatú </w:t>
+      </w:r>
+      <w:proofErr w:type="spellStart"/>
+      <w:r>
+        <w:t>szkript</w:t>
+      </w:r>
+      <w:proofErr w:type="spellEnd"/>
+      <w:r>
+        <w:t xml:space="preserve"> futtathatóvá válik. A szerver a támadásban nem vesz részt, a sebezhetőség teljes mértékben a kliens oldalon van.</w:t>
+      </w:r>
+    </w:p>
+    <w:p/>
     <w:p>
       <w:pPr>
         <w:pStyle w:val="Cmsor2"/>
@@ -644,6 +1163,7 @@
         <w:pStyle w:val="Cmsor1"/>
       </w:pPr>
       <w:r>
+        <w:lastRenderedPageBreak/>
         <w:t>Hogyan működik a CORS?</w:t>
       </w:r>
     </w:p>
@@ -727,7 +1247,6 @@
           <w:b/>
           <w:bCs/>
         </w:rPr>
-        <w:lastRenderedPageBreak/>
         <w:t>HTTP-módszerek</w:t>
       </w:r>
       <w:r>
@@ -1124,6 +1643,7 @@
         <w:keepLines/>
       </w:pPr>
       <w:r>
+        <w:lastRenderedPageBreak/>
         <w:t xml:space="preserve">Példa egy </w:t>
       </w:r>
       <w:proofErr w:type="spellStart"/>
@@ -1354,7 +1874,6 @@
         <w:pStyle w:val="Cmsor2"/>
       </w:pPr>
       <w:r>
-        <w:lastRenderedPageBreak/>
         <w:t>A tényleges kérés (</w:t>
       </w:r>
       <w:proofErr w:type="spellStart"/>
@@ -1895,6 +2414,7 @@
         <w:pStyle w:val="Cmsor1"/>
       </w:pPr>
       <w:r>
+        <w:lastRenderedPageBreak/>
         <w:t>Hogyan oldhatod meg a CORS problémákat?</w:t>
       </w:r>
     </w:p>
@@ -1928,7 +2448,6 @@
         <w:pStyle w:val="Cmsor3"/>
       </w:pPr>
       <w:r>
-        <w:lastRenderedPageBreak/>
         <w:t xml:space="preserve">CORS </w:t>
       </w:r>
       <w:proofErr w:type="spellStart"/>
@@ -1986,13 +2505,16 @@
         <w:t>(</w:t>
       </w:r>
       <w:proofErr w:type="spellStart"/>
+      <w:r>
+        <w:t>cors</w:t>
+      </w:r>
+      <w:proofErr w:type="spellEnd"/>
+      <w:r>
+        <w:t>(</w:t>
+      </w:r>
       <w:proofErr w:type="gramEnd"/>
       <w:r>
-        <w:t>cors</w:t>
-      </w:r>
-      <w:proofErr w:type="spellEnd"/>
-      <w:r>
-        <w:t>({</w:t>
+        <w:t>{</w:t>
       </w:r>
     </w:p>
     <w:p>
@@ -2457,7 +2979,7 @@
 </file>
 
 <file path=word/numbering.xml><?xml version="1.0" encoding="utf-8"?>
-<w:numbering xmlns:wpc="http://schemas.microsoft.com/office/word/2010/wordprocessingCanvas" xmlns:cx="http://schemas.microsoft.com/office/drawing/2014/chartex" xmlns:cx1="http://schemas.microsoft.com/office/drawing/2015/9/8/chartex" xmlns:cx2="http://schemas.microsoft.com/office/drawing/2015/10/21/chartex" xmlns:cx3="http://schemas.microsoft.com/office/drawing/2016/5/9/chartex" xmlns:cx4="http://schemas.microsoft.com/office/drawing/2016/5/10/chartex" xmlns:cx5="http://schemas.microsoft.com/office/drawing/2016/5/11/chartex" xmlns:cx6="http://schemas.microsoft.com/office/drawing/2016/5/12/chartex" xmlns:cx7="http://schemas.microsoft.com/office/drawing/2016/5/13/chartex" xmlns:cx8="http://schemas.microsoft.com/office/drawing/2016/5/14/chartex" xmlns:mc="http://schemas.openxmlformats.org/markup-compatibility/2006" xmlns:aink="http://schemas.microsoft.com/office/drawing/2016/ink" xmlns:am3d="http://schemas.microsoft.com/office/drawing/2017/model3d" xmlns:o="urn:schemas-microsoft-com:office:office" xmlns:oel="http://schemas.microsoft.com/office/2019/extlst" xmlns:r="http://schemas.openxmlformats.org/officeDocument/2006/relationships" xmlns:m="http://schemas.openxmlformats.org/officeDocument/2006/math" xmlns:v="urn:schemas-microsoft-com:vml" xmlns:wp14="http://schemas.microsoft.com/office/word/2010/wordprocessingDrawing" xmlns:wp="http://schemas.openxmlformats.org/drawingml/2006/wordprocessingDrawing" xmlns:w10="urn:schemas-microsoft-com:office:word" xmlns:w="http://schemas.openxmlformats.org/wordprocessingml/2006/main" xmlns:w14="http://schemas.microsoft.com/office/word/2010/wordml" xmlns:w15="http://schemas.microsoft.com/office/word/2012/wordml" xmlns:w16cex="http://schemas.microsoft.com/office/word/2018/wordml/cex" xmlns:w16cid="http://schemas.microsoft.com/office/word/2016/wordml/cid" xmlns:w16="http://schemas.microsoft.com/office/word/2018/wordml" xmlns:w16du="http://schemas.microsoft.com/office/word/2023/wordml/word16du" xmlns:w16sdtdh="http://schemas.microsoft.com/office/word/2020/wordml/sdtdatahash" xmlns:w16se="http://schemas.microsoft.com/office/word/2015/wordml/symex" xmlns:wpg="http://schemas.microsoft.com/office/word/2010/wordprocessingGroup" xmlns:wpi="http://schemas.microsoft.com/office/word/2010/wordprocessingInk" xmlns:wne="http://schemas.microsoft.com/office/word/2006/wordml" xmlns:wps="http://schemas.microsoft.com/office/word/2010/wordprocessingShape" mc:Ignorable="w14 w15 w16se w16cid w16 w16cex w16sdtdh w16du wp14">
+<w:numbering xmlns:wpc="http://schemas.microsoft.com/office/word/2010/wordprocessingCanvas" xmlns:cx="http://schemas.microsoft.com/office/drawing/2014/chartex" xmlns:cx1="http://schemas.microsoft.com/office/drawing/2015/9/8/chartex" xmlns:cx2="http://schemas.microsoft.com/office/drawing/2015/10/21/chartex" xmlns:cx3="http://schemas.microsoft.com/office/drawing/2016/5/9/chartex" xmlns:cx4="http://schemas.microsoft.com/office/drawing/2016/5/10/chartex" xmlns:cx5="http://schemas.microsoft.com/office/drawing/2016/5/11/chartex" xmlns:cx6="http://schemas.microsoft.com/office/drawing/2016/5/12/chartex" xmlns:cx7="http://schemas.microsoft.com/office/drawing/2016/5/13/chartex" xmlns:cx8="http://schemas.microsoft.com/office/drawing/2016/5/14/chartex" xmlns:mc="http://schemas.openxmlformats.org/markup-compatibility/2006" xmlns:aink="http://schemas.microsoft.com/office/drawing/2016/ink" xmlns:am3d="http://schemas.microsoft.com/office/drawing/2017/model3d" xmlns:o="urn:schemas-microsoft-com:office:office" xmlns:oel="http://schemas.microsoft.com/office/2019/extlst" xmlns:r="http://schemas.openxmlformats.org/officeDocument/2006/relationships" xmlns:m="http://schemas.openxmlformats.org/officeDocument/2006/math" xmlns:v="urn:schemas-microsoft-com:vml" xmlns:wp14="http://schemas.microsoft.com/office/word/2010/wordprocessingDrawing" xmlns:wp="http://schemas.openxmlformats.org/drawingml/2006/wordprocessingDrawing" xmlns:w10="urn:schemas-microsoft-com:office:word" xmlns:w="http://schemas.openxmlformats.org/wordprocessingml/2006/main" xmlns:w14="http://schemas.microsoft.com/office/word/2010/wordml" xmlns:w15="http://schemas.microsoft.com/office/word/2012/wordml" xmlns:w16cex="http://schemas.microsoft.com/office/word/2018/wordml/cex" xmlns:w16cid="http://schemas.microsoft.com/office/word/2016/wordml/cid" xmlns:w16="http://schemas.microsoft.com/office/word/2018/wordml" xmlns:w16du="http://schemas.microsoft.com/office/word/2023/wordml/word16du" xmlns:w16sdtdh="http://schemas.microsoft.com/office/word/2020/wordml/sdtdatahash" xmlns:w16sdtfl="http://schemas.microsoft.com/office/word/2024/wordml/sdtformatlock" xmlns:w16se="http://schemas.microsoft.com/office/word/2015/wordml/symex" xmlns:wpg="http://schemas.microsoft.com/office/word/2010/wordprocessingGroup" xmlns:wpi="http://schemas.microsoft.com/office/word/2010/wordprocessingInk" xmlns:wne="http://schemas.microsoft.com/office/word/2006/wordml" xmlns:wps="http://schemas.microsoft.com/office/word/2010/wordprocessingShape" mc:Ignorable="w14 w15 w16se w16cid w16 w16cex w16sdtdh w16sdtfl w16du wp14">
   <w:abstractNum w:abstractNumId="0" w15:restartNumberingAfterBreak="0">
     <w:nsid w:val="01EB3D15"/>
     <w:multiLevelType w:val="multilevel"/>
@@ -2721,6 +3243,155 @@
     </w:lvl>
   </w:abstractNum>
   <w:abstractNum w:abstractNumId="2" w15:restartNumberingAfterBreak="0">
+    <w:nsid w:val="1DC96724"/>
+    <w:multiLevelType w:val="multilevel"/>
+    <w:tmpl w:val="30FA71CA"/>
+    <w:lvl w:ilvl="0">
+      <w:start w:val="1"/>
+      <w:numFmt w:val="bullet"/>
+      <w:lvlText w:val=""/>
+      <w:lvlJc w:val="left"/>
+      <w:pPr>
+        <w:tabs>
+          <w:tab w:val="num" w:pos="720"/>
+        </w:tabs>
+        <w:ind w:left="720" w:hanging="360"/>
+      </w:pPr>
+      <w:rPr>
+        <w:rFonts w:ascii="Symbol" w:hAnsi="Symbol" w:hint="default"/>
+        <w:sz w:val="20"/>
+      </w:rPr>
+    </w:lvl>
+    <w:lvl w:ilvl="1" w:tentative="1">
+      <w:start w:val="1"/>
+      <w:numFmt w:val="bullet"/>
+      <w:lvlText w:val="o"/>
+      <w:lvlJc w:val="left"/>
+      <w:pPr>
+        <w:tabs>
+          <w:tab w:val="num" w:pos="1440"/>
+        </w:tabs>
+        <w:ind w:left="1440" w:hanging="360"/>
+      </w:pPr>
+      <w:rPr>
+        <w:rFonts w:ascii="Courier New" w:hAnsi="Courier New" w:hint="default"/>
+        <w:sz w:val="20"/>
+      </w:rPr>
+    </w:lvl>
+    <w:lvl w:ilvl="2" w:tentative="1">
+      <w:start w:val="1"/>
+      <w:numFmt w:val="bullet"/>
+      <w:lvlText w:val=""/>
+      <w:lvlJc w:val="left"/>
+      <w:pPr>
+        <w:tabs>
+          <w:tab w:val="num" w:pos="2160"/>
+        </w:tabs>
+        <w:ind w:left="2160" w:hanging="360"/>
+      </w:pPr>
+      <w:rPr>
+        <w:rFonts w:ascii="Wingdings" w:hAnsi="Wingdings" w:hint="default"/>
+        <w:sz w:val="20"/>
+      </w:rPr>
+    </w:lvl>
+    <w:lvl w:ilvl="3" w:tentative="1">
+      <w:start w:val="1"/>
+      <w:numFmt w:val="bullet"/>
+      <w:lvlText w:val=""/>
+      <w:lvlJc w:val="left"/>
+      <w:pPr>
+        <w:tabs>
+          <w:tab w:val="num" w:pos="2880"/>
+        </w:tabs>
+        <w:ind w:left="2880" w:hanging="360"/>
+      </w:pPr>
+      <w:rPr>
+        <w:rFonts w:ascii="Wingdings" w:hAnsi="Wingdings" w:hint="default"/>
+        <w:sz w:val="20"/>
+      </w:rPr>
+    </w:lvl>
+    <w:lvl w:ilvl="4" w:tentative="1">
+      <w:start w:val="1"/>
+      <w:numFmt w:val="bullet"/>
+      <w:lvlText w:val=""/>
+      <w:lvlJc w:val="left"/>
+      <w:pPr>
+        <w:tabs>
+          <w:tab w:val="num" w:pos="3600"/>
+        </w:tabs>
+        <w:ind w:left="3600" w:hanging="360"/>
+      </w:pPr>
+      <w:rPr>
+        <w:rFonts w:ascii="Wingdings" w:hAnsi="Wingdings" w:hint="default"/>
+        <w:sz w:val="20"/>
+      </w:rPr>
+    </w:lvl>
+    <w:lvl w:ilvl="5" w:tentative="1">
+      <w:start w:val="1"/>
+      <w:numFmt w:val="bullet"/>
+      <w:lvlText w:val=""/>
+      <w:lvlJc w:val="left"/>
+      <w:pPr>
+        <w:tabs>
+          <w:tab w:val="num" w:pos="4320"/>
+        </w:tabs>
+        <w:ind w:left="4320" w:hanging="360"/>
+      </w:pPr>
+      <w:rPr>
+        <w:rFonts w:ascii="Wingdings" w:hAnsi="Wingdings" w:hint="default"/>
+        <w:sz w:val="20"/>
+      </w:rPr>
+    </w:lvl>
+    <w:lvl w:ilvl="6" w:tentative="1">
+      <w:start w:val="1"/>
+      <w:numFmt w:val="bullet"/>
+      <w:lvlText w:val=""/>
+      <w:lvlJc w:val="left"/>
+      <w:pPr>
+        <w:tabs>
+          <w:tab w:val="num" w:pos="5040"/>
+        </w:tabs>
+        <w:ind w:left="5040" w:hanging="360"/>
+      </w:pPr>
+      <w:rPr>
+        <w:rFonts w:ascii="Wingdings" w:hAnsi="Wingdings" w:hint="default"/>
+        <w:sz w:val="20"/>
+      </w:rPr>
+    </w:lvl>
+    <w:lvl w:ilvl="7" w:tentative="1">
+      <w:start w:val="1"/>
+      <w:numFmt w:val="bullet"/>
+      <w:lvlText w:val=""/>
+      <w:lvlJc w:val="left"/>
+      <w:pPr>
+        <w:tabs>
+          <w:tab w:val="num" w:pos="5760"/>
+        </w:tabs>
+        <w:ind w:left="5760" w:hanging="360"/>
+      </w:pPr>
+      <w:rPr>
+        <w:rFonts w:ascii="Wingdings" w:hAnsi="Wingdings" w:hint="default"/>
+        <w:sz w:val="20"/>
+      </w:rPr>
+    </w:lvl>
+    <w:lvl w:ilvl="8" w:tentative="1">
+      <w:start w:val="1"/>
+      <w:numFmt w:val="bullet"/>
+      <w:lvlText w:val=""/>
+      <w:lvlJc w:val="left"/>
+      <w:pPr>
+        <w:tabs>
+          <w:tab w:val="num" w:pos="6480"/>
+        </w:tabs>
+        <w:ind w:left="6480" w:hanging="360"/>
+      </w:pPr>
+      <w:rPr>
+        <w:rFonts w:ascii="Wingdings" w:hAnsi="Wingdings" w:hint="default"/>
+        <w:sz w:val="20"/>
+      </w:rPr>
+    </w:lvl>
+  </w:abstractNum>
+  <w:abstractNum w:abstractNumId="3" w15:restartNumberingAfterBreak="0">
     <w:nsid w:val="20796C9F"/>
     <w:multiLevelType w:val="multilevel"/>
     <w:tmpl w:val="A3BA80A6"/>
@@ -2869,7 +3540,7 @@
       </w:rPr>
     </w:lvl>
   </w:abstractNum>
-  <w:abstractNum w:abstractNumId="3" w15:restartNumberingAfterBreak="0">
+  <w:abstractNum w:abstractNumId="4" w15:restartNumberingAfterBreak="0">
     <w:nsid w:val="211F4F1C"/>
     <w:multiLevelType w:val="hybridMultilevel"/>
     <w:tmpl w:val="61767BC8"/>
@@ -2982,7 +3653,7 @@
       </w:rPr>
     </w:lvl>
   </w:abstractNum>
-  <w:abstractNum w:abstractNumId="4" w15:restartNumberingAfterBreak="0">
+  <w:abstractNum w:abstractNumId="5" w15:restartNumberingAfterBreak="0">
     <w:nsid w:val="23C20620"/>
     <w:multiLevelType w:val="multilevel"/>
     <w:tmpl w:val="4246F8CE"/>
@@ -3131,7 +3802,7 @@
       </w:rPr>
     </w:lvl>
   </w:abstractNum>
-  <w:abstractNum w:abstractNumId="5" w15:restartNumberingAfterBreak="0">
+  <w:abstractNum w:abstractNumId="6" w15:restartNumberingAfterBreak="0">
     <w:nsid w:val="2A3157DC"/>
     <w:multiLevelType w:val="multilevel"/>
     <w:tmpl w:val="9D961124"/>
@@ -3280,7 +3951,7 @@
       </w:rPr>
     </w:lvl>
   </w:abstractNum>
-  <w:abstractNum w:abstractNumId="6" w15:restartNumberingAfterBreak="0">
+  <w:abstractNum w:abstractNumId="7" w15:restartNumberingAfterBreak="0">
     <w:nsid w:val="2D4C65D5"/>
     <w:multiLevelType w:val="hybridMultilevel"/>
     <w:tmpl w:val="368601C2"/>
@@ -3392,7 +4063,7 @@
       </w:rPr>
     </w:lvl>
   </w:abstractNum>
-  <w:abstractNum w:abstractNumId="7" w15:restartNumberingAfterBreak="0">
+  <w:abstractNum w:abstractNumId="8" w15:restartNumberingAfterBreak="0">
     <w:nsid w:val="307D663A"/>
     <w:multiLevelType w:val="hybridMultilevel"/>
     <w:tmpl w:val="2410FE08"/>
@@ -3505,7 +4176,7 @@
       </w:rPr>
     </w:lvl>
   </w:abstractNum>
-  <w:abstractNum w:abstractNumId="8" w15:restartNumberingAfterBreak="0">
+  <w:abstractNum w:abstractNumId="9" w15:restartNumberingAfterBreak="0">
     <w:nsid w:val="327E5666"/>
     <w:multiLevelType w:val="multilevel"/>
     <w:tmpl w:val="B6208B60"/>
@@ -3654,7 +4325,7 @@
       </w:rPr>
     </w:lvl>
   </w:abstractNum>
-  <w:abstractNum w:abstractNumId="9" w15:restartNumberingAfterBreak="0">
+  <w:abstractNum w:abstractNumId="10" w15:restartNumberingAfterBreak="0">
     <w:nsid w:val="4BB652FE"/>
     <w:multiLevelType w:val="multilevel"/>
     <w:tmpl w:val="543A9656"/>
@@ -3803,7 +4474,156 @@
       </w:rPr>
     </w:lvl>
   </w:abstractNum>
-  <w:abstractNum w:abstractNumId="10" w15:restartNumberingAfterBreak="0">
+  <w:abstractNum w:abstractNumId="11" w15:restartNumberingAfterBreak="0">
+    <w:nsid w:val="56967496"/>
+    <w:multiLevelType w:val="multilevel"/>
+    <w:tmpl w:val="F5C8A12A"/>
+    <w:lvl w:ilvl="0">
+      <w:start w:val="1"/>
+      <w:numFmt w:val="bullet"/>
+      <w:lvlText w:val=""/>
+      <w:lvlJc w:val="left"/>
+      <w:pPr>
+        <w:tabs>
+          <w:tab w:val="num" w:pos="720"/>
+        </w:tabs>
+        <w:ind w:left="720" w:hanging="360"/>
+      </w:pPr>
+      <w:rPr>
+        <w:rFonts w:ascii="Symbol" w:hAnsi="Symbol" w:hint="default"/>
+        <w:sz w:val="20"/>
+      </w:rPr>
+    </w:lvl>
+    <w:lvl w:ilvl="1" w:tentative="1">
+      <w:start w:val="1"/>
+      <w:numFmt w:val="bullet"/>
+      <w:lvlText w:val="o"/>
+      <w:lvlJc w:val="left"/>
+      <w:pPr>
+        <w:tabs>
+          <w:tab w:val="num" w:pos="1440"/>
+        </w:tabs>
+        <w:ind w:left="1440" w:hanging="360"/>
+      </w:pPr>
+      <w:rPr>
+        <w:rFonts w:ascii="Courier New" w:hAnsi="Courier New" w:hint="default"/>
+        <w:sz w:val="20"/>
+      </w:rPr>
+    </w:lvl>
+    <w:lvl w:ilvl="2" w:tentative="1">
+      <w:start w:val="1"/>
+      <w:numFmt w:val="bullet"/>
+      <w:lvlText w:val=""/>
+      <w:lvlJc w:val="left"/>
+      <w:pPr>
+        <w:tabs>
+          <w:tab w:val="num" w:pos="2160"/>
+        </w:tabs>
+        <w:ind w:left="2160" w:hanging="360"/>
+      </w:pPr>
+      <w:rPr>
+        <w:rFonts w:ascii="Wingdings" w:hAnsi="Wingdings" w:hint="default"/>
+        <w:sz w:val="20"/>
+      </w:rPr>
+    </w:lvl>
+    <w:lvl w:ilvl="3" w:tentative="1">
+      <w:start w:val="1"/>
+      <w:numFmt w:val="bullet"/>
+      <w:lvlText w:val=""/>
+      <w:lvlJc w:val="left"/>
+      <w:pPr>
+        <w:tabs>
+          <w:tab w:val="num" w:pos="2880"/>
+        </w:tabs>
+        <w:ind w:left="2880" w:hanging="360"/>
+      </w:pPr>
+      <w:rPr>
+        <w:rFonts w:ascii="Wingdings" w:hAnsi="Wingdings" w:hint="default"/>
+        <w:sz w:val="20"/>
+      </w:rPr>
+    </w:lvl>
+    <w:lvl w:ilvl="4" w:tentative="1">
+      <w:start w:val="1"/>
+      <w:numFmt w:val="bullet"/>
+      <w:lvlText w:val=""/>
+      <w:lvlJc w:val="left"/>
+      <w:pPr>
+        <w:tabs>
+          <w:tab w:val="num" w:pos="3600"/>
+        </w:tabs>
+        <w:ind w:left="3600" w:hanging="360"/>
+      </w:pPr>
+      <w:rPr>
+        <w:rFonts w:ascii="Wingdings" w:hAnsi="Wingdings" w:hint="default"/>
+        <w:sz w:val="20"/>
+      </w:rPr>
+    </w:lvl>
+    <w:lvl w:ilvl="5" w:tentative="1">
+      <w:start w:val="1"/>
+      <w:numFmt w:val="bullet"/>
+      <w:lvlText w:val=""/>
+      <w:lvlJc w:val="left"/>
+      <w:pPr>
+        <w:tabs>
+          <w:tab w:val="num" w:pos="4320"/>
+        </w:tabs>
+        <w:ind w:left="4320" w:hanging="360"/>
+      </w:pPr>
+      <w:rPr>
+        <w:rFonts w:ascii="Wingdings" w:hAnsi="Wingdings" w:hint="default"/>
+        <w:sz w:val="20"/>
+      </w:rPr>
+    </w:lvl>
+    <w:lvl w:ilvl="6" w:tentative="1">
+      <w:start w:val="1"/>
+      <w:numFmt w:val="bullet"/>
+      <w:lvlText w:val=""/>
+      <w:lvlJc w:val="left"/>
+      <w:pPr>
+        <w:tabs>
+          <w:tab w:val="num" w:pos="5040"/>
+        </w:tabs>
+        <w:ind w:left="5040" w:hanging="360"/>
+      </w:pPr>
+      <w:rPr>
+        <w:rFonts w:ascii="Wingdings" w:hAnsi="Wingdings" w:hint="default"/>
+        <w:sz w:val="20"/>
+      </w:rPr>
+    </w:lvl>
+    <w:lvl w:ilvl="7" w:tentative="1">
+      <w:start w:val="1"/>
+      <w:numFmt w:val="bullet"/>
+      <w:lvlText w:val=""/>
+      <w:lvlJc w:val="left"/>
+      <w:pPr>
+        <w:tabs>
+          <w:tab w:val="num" w:pos="5760"/>
+        </w:tabs>
+        <w:ind w:left="5760" w:hanging="360"/>
+      </w:pPr>
+      <w:rPr>
+        <w:rFonts w:ascii="Wingdings" w:hAnsi="Wingdings" w:hint="default"/>
+        <w:sz w:val="20"/>
+      </w:rPr>
+    </w:lvl>
+    <w:lvl w:ilvl="8" w:tentative="1">
+      <w:start w:val="1"/>
+      <w:numFmt w:val="bullet"/>
+      <w:lvlText w:val=""/>
+      <w:lvlJc w:val="left"/>
+      <w:pPr>
+        <w:tabs>
+          <w:tab w:val="num" w:pos="6480"/>
+        </w:tabs>
+        <w:ind w:left="6480" w:hanging="360"/>
+      </w:pPr>
+      <w:rPr>
+        <w:rFonts w:ascii="Wingdings" w:hAnsi="Wingdings" w:hint="default"/>
+        <w:sz w:val="20"/>
+      </w:rPr>
+    </w:lvl>
+  </w:abstractNum>
+  <w:abstractNum w:abstractNumId="12" w15:restartNumberingAfterBreak="0">
     <w:nsid w:val="62E4170D"/>
     <w:multiLevelType w:val="multilevel"/>
     <w:tmpl w:val="040E0025"/>
@@ -3898,7 +4718,156 @@
       </w:pPr>
     </w:lvl>
   </w:abstractNum>
-  <w:abstractNum w:abstractNumId="11" w15:restartNumberingAfterBreak="0">
+  <w:abstractNum w:abstractNumId="13" w15:restartNumberingAfterBreak="0">
+    <w:nsid w:val="6B2A6E45"/>
+    <w:multiLevelType w:val="multilevel"/>
+    <w:tmpl w:val="5164BFB4"/>
+    <w:lvl w:ilvl="0">
+      <w:start w:val="1"/>
+      <w:numFmt w:val="bullet"/>
+      <w:lvlText w:val=""/>
+      <w:lvlJc w:val="left"/>
+      <w:pPr>
+        <w:tabs>
+          <w:tab w:val="num" w:pos="720"/>
+        </w:tabs>
+        <w:ind w:left="720" w:hanging="360"/>
+      </w:pPr>
+      <w:rPr>
+        <w:rFonts w:ascii="Symbol" w:hAnsi="Symbol" w:hint="default"/>
+        <w:sz w:val="20"/>
+      </w:rPr>
+    </w:lvl>
+    <w:lvl w:ilvl="1" w:tentative="1">
+      <w:start w:val="1"/>
+      <w:numFmt w:val="bullet"/>
+      <w:lvlText w:val="o"/>
+      <w:lvlJc w:val="left"/>
+      <w:pPr>
+        <w:tabs>
+          <w:tab w:val="num" w:pos="1440"/>
+        </w:tabs>
+        <w:ind w:left="1440" w:hanging="360"/>
+      </w:pPr>
+      <w:rPr>
+        <w:rFonts w:ascii="Courier New" w:hAnsi="Courier New" w:hint="default"/>
+        <w:sz w:val="20"/>
+      </w:rPr>
+    </w:lvl>
+    <w:lvl w:ilvl="2" w:tentative="1">
+      <w:start w:val="1"/>
+      <w:numFmt w:val="bullet"/>
+      <w:lvlText w:val=""/>
+      <w:lvlJc w:val="left"/>
+      <w:pPr>
+        <w:tabs>
+          <w:tab w:val="num" w:pos="2160"/>
+        </w:tabs>
+        <w:ind w:left="2160" w:hanging="360"/>
+      </w:pPr>
+      <w:rPr>
+        <w:rFonts w:ascii="Wingdings" w:hAnsi="Wingdings" w:hint="default"/>
+        <w:sz w:val="20"/>
+      </w:rPr>
+    </w:lvl>
+    <w:lvl w:ilvl="3" w:tentative="1">
+      <w:start w:val="1"/>
+      <w:numFmt w:val="bullet"/>
+      <w:lvlText w:val=""/>
+      <w:lvlJc w:val="left"/>
+      <w:pPr>
+        <w:tabs>
+          <w:tab w:val="num" w:pos="2880"/>
+        </w:tabs>
+        <w:ind w:left="2880" w:hanging="360"/>
+      </w:pPr>
+      <w:rPr>
+        <w:rFonts w:ascii="Wingdings" w:hAnsi="Wingdings" w:hint="default"/>
+        <w:sz w:val="20"/>
+      </w:rPr>
+    </w:lvl>
+    <w:lvl w:ilvl="4" w:tentative="1">
+      <w:start w:val="1"/>
+      <w:numFmt w:val="bullet"/>
+      <w:lvlText w:val=""/>
+      <w:lvlJc w:val="left"/>
+      <w:pPr>
+        <w:tabs>
+          <w:tab w:val="num" w:pos="3600"/>
+        </w:tabs>
+        <w:ind w:left="3600" w:hanging="360"/>
+      </w:pPr>
+      <w:rPr>
+        <w:rFonts w:ascii="Wingdings" w:hAnsi="Wingdings" w:hint="default"/>
+        <w:sz w:val="20"/>
+      </w:rPr>
+    </w:lvl>
+    <w:lvl w:ilvl="5" w:tentative="1">
+      <w:start w:val="1"/>
+      <w:numFmt w:val="bullet"/>
+      <w:lvlText w:val=""/>
+      <w:lvlJc w:val="left"/>
+      <w:pPr>
+        <w:tabs>
+          <w:tab w:val="num" w:pos="4320"/>
+        </w:tabs>
+        <w:ind w:left="4320" w:hanging="360"/>
+      </w:pPr>
+      <w:rPr>
+        <w:rFonts w:ascii="Wingdings" w:hAnsi="Wingdings" w:hint="default"/>
+        <w:sz w:val="20"/>
+      </w:rPr>
+    </w:lvl>
+    <w:lvl w:ilvl="6" w:tentative="1">
+      <w:start w:val="1"/>
+      <w:numFmt w:val="bullet"/>
+      <w:lvlText w:val=""/>
+      <w:lvlJc w:val="left"/>
+      <w:pPr>
+        <w:tabs>
+          <w:tab w:val="num" w:pos="5040"/>
+        </w:tabs>
+        <w:ind w:left="5040" w:hanging="360"/>
+      </w:pPr>
+      <w:rPr>
+        <w:rFonts w:ascii="Wingdings" w:hAnsi="Wingdings" w:hint="default"/>
+        <w:sz w:val="20"/>
+      </w:rPr>
+    </w:lvl>
+    <w:lvl w:ilvl="7" w:tentative="1">
+      <w:start w:val="1"/>
+      <w:numFmt w:val="bullet"/>
+      <w:lvlText w:val=""/>
+      <w:lvlJc w:val="left"/>
+      <w:pPr>
+        <w:tabs>
+          <w:tab w:val="num" w:pos="5760"/>
+        </w:tabs>
+        <w:ind w:left="5760" w:hanging="360"/>
+      </w:pPr>
+      <w:rPr>
+        <w:rFonts w:ascii="Wingdings" w:hAnsi="Wingdings" w:hint="default"/>
+        <w:sz w:val="20"/>
+      </w:rPr>
+    </w:lvl>
+    <w:lvl w:ilvl="8" w:tentative="1">
+      <w:start w:val="1"/>
+      <w:numFmt w:val="bullet"/>
+      <w:lvlText w:val=""/>
+      <w:lvlJc w:val="left"/>
+      <w:pPr>
+        <w:tabs>
+          <w:tab w:val="num" w:pos="6480"/>
+        </w:tabs>
+        <w:ind w:left="6480" w:hanging="360"/>
+      </w:pPr>
+      <w:rPr>
+        <w:rFonts w:ascii="Wingdings" w:hAnsi="Wingdings" w:hint="default"/>
+        <w:sz w:val="20"/>
+      </w:rPr>
+    </w:lvl>
+  </w:abstractNum>
+  <w:abstractNum w:abstractNumId="14" w15:restartNumberingAfterBreak="0">
     <w:nsid w:val="7B036856"/>
     <w:multiLevelType w:val="multilevel"/>
     <w:tmpl w:val="084CB378"/>
@@ -4044,46 +5013,55 @@
     </w:lvl>
   </w:abstractNum>
   <w:num w:numId="1" w16cid:durableId="1349255635">
-    <w:abstractNumId w:val="11"/>
+    <w:abstractNumId w:val="14"/>
   </w:num>
   <w:num w:numId="2" w16cid:durableId="1579945876">
-    <w:abstractNumId w:val="4"/>
+    <w:abstractNumId w:val="5"/>
   </w:num>
   <w:num w:numId="3" w16cid:durableId="33425931">
-    <w:abstractNumId w:val="9"/>
+    <w:abstractNumId w:val="10"/>
   </w:num>
   <w:num w:numId="4" w16cid:durableId="27220458">
-    <w:abstractNumId w:val="2"/>
+    <w:abstractNumId w:val="3"/>
   </w:num>
   <w:num w:numId="5" w16cid:durableId="1056048341">
-    <w:abstractNumId w:val="8"/>
+    <w:abstractNumId w:val="9"/>
   </w:num>
   <w:num w:numId="6" w16cid:durableId="1897549329">
     <w:abstractNumId w:val="0"/>
   </w:num>
   <w:num w:numId="7" w16cid:durableId="1892038347">
-    <w:abstractNumId w:val="5"/>
+    <w:abstractNumId w:val="6"/>
   </w:num>
   <w:num w:numId="8" w16cid:durableId="1277786839">
-    <w:abstractNumId w:val="10"/>
+    <w:abstractNumId w:val="12"/>
   </w:num>
   <w:num w:numId="9" w16cid:durableId="507445952">
-    <w:abstractNumId w:val="7"/>
+    <w:abstractNumId w:val="8"/>
   </w:num>
   <w:num w:numId="10" w16cid:durableId="2093508946">
-    <w:abstractNumId w:val="6"/>
+    <w:abstractNumId w:val="7"/>
   </w:num>
   <w:num w:numId="11" w16cid:durableId="171142734">
     <w:abstractNumId w:val="1"/>
   </w:num>
   <w:num w:numId="12" w16cid:durableId="939873766">
-    <w:abstractNumId w:val="3"/>
+    <w:abstractNumId w:val="4"/>
+  </w:num>
+  <w:num w:numId="13" w16cid:durableId="196285653">
+    <w:abstractNumId w:val="13"/>
+  </w:num>
+  <w:num w:numId="14" w16cid:durableId="958994850">
+    <w:abstractNumId w:val="11"/>
+  </w:num>
+  <w:num w:numId="15" w16cid:durableId="1753701417">
+    <w:abstractNumId w:val="2"/>
   </w:num>
 </w:numbering>
 </file>
 
 <file path=word/styles.xml><?xml version="1.0" encoding="utf-8"?>
-<w:styles xmlns:mc="http://schemas.openxmlformats.org/markup-compatibility/2006" xmlns:r="http://schemas.openxmlformats.org/officeDocument/2006/relationships" xmlns:w="http://schemas.openxmlformats.org/wordprocessingml/2006/main" xmlns:w14="http://schemas.microsoft.com/office/word/2010/wordml" xmlns:w15="http://schemas.microsoft.com/office/word/2012/wordml" xmlns:w16cex="http://schemas.microsoft.com/office/word/2018/wordml/cex" xmlns:w16cid="http://schemas.microsoft.com/office/word/2016/wordml/cid" xmlns:w16="http://schemas.microsoft.com/office/word/2018/wordml" xmlns:w16du="http://schemas.microsoft.com/office/word/2023/wordml/word16du" xmlns:w16sdtdh="http://schemas.microsoft.com/office/word/2020/wordml/sdtdatahash" xmlns:w16se="http://schemas.microsoft.com/office/word/2015/wordml/symex" mc:Ignorable="w14 w15 w16se w16cid w16 w16cex w16sdtdh w16du">
+<w:styles xmlns:mc="http://schemas.openxmlformats.org/markup-compatibility/2006" xmlns:r="http://schemas.openxmlformats.org/officeDocument/2006/relationships" xmlns:w="http://schemas.openxmlformats.org/wordprocessingml/2006/main" xmlns:w14="http://schemas.microsoft.com/office/word/2010/wordml" xmlns:w15="http://schemas.microsoft.com/office/word/2012/wordml" xmlns:w16cex="http://schemas.microsoft.com/office/word/2018/wordml/cex" xmlns:w16cid="http://schemas.microsoft.com/office/word/2016/wordml/cid" xmlns:w16="http://schemas.microsoft.com/office/word/2018/wordml" xmlns:w16du="http://schemas.microsoft.com/office/word/2023/wordml/word16du" xmlns:w16sdtdh="http://schemas.microsoft.com/office/word/2020/wordml/sdtdatahash" xmlns:w16sdtfl="http://schemas.microsoft.com/office/word/2024/wordml/sdtformatlock" xmlns:w16se="http://schemas.microsoft.com/office/word/2015/wordml/symex" mc:Ignorable="w14 w15 w16se w16cid w16 w16cex w16sdtdh w16sdtfl w16du">
   <w:docDefaults>
     <w:rPrDefault>
       <w:rPr>
@@ -4718,7 +5696,6 @@
   <w:style w:type="character" w:default="1" w:styleId="Bekezdsalapbettpusa">
     <w:name w:val="Default Paragraph Font"/>
     <w:uiPriority w:val="1"/>
-    <w:semiHidden/>
     <w:unhideWhenUsed/>
   </w:style>
   <w:style w:type="table" w:default="1" w:styleId="Normltblzat">
